--- a/CerOfimatica2025.docx
+++ b/CerOfimatica2025.docx
@@ -1235,7 +1235,7 @@
           <w:sz w:val="32"/>
           <w:szCs w:val="32"/>
         </w:rPr>
-        <w:t>4</w:t>
+        <w:t>5</w:t>
       </w:r>
       <w:r>
         <w:rPr>
@@ -1436,7 +1436,6 @@
           </wp:anchor>
         </w:drawing>
       </w:r>
-      <w:proofErr w:type="spellStart"/>
       <w:r>
         <w:rPr>
           <w:rFonts w:ascii="Eras Bold ITC" w:eastAsia="Dotum" w:hAnsi="Eras Bold ITC" w:cs="Tahoma"/>
@@ -1465,18 +1464,7 @@
           <w:szCs w:val="20"/>
           <w:lang w:val="en-US"/>
         </w:rPr>
-        <w:t>dulo</w:t>
-      </w:r>
-      <w:proofErr w:type="spellEnd"/>
-      <w:r>
-        <w:rPr>
-          <w:rFonts w:ascii="Eras Bold ITC" w:eastAsia="Dotum" w:hAnsi="Eras Bold ITC" w:cs="Tahoma"/>
-          <w:kern w:val="0"/>
-          <w:sz w:val="20"/>
-          <w:szCs w:val="20"/>
-          <w:lang w:val="en-US"/>
-        </w:rPr>
-        <w:t xml:space="preserve"> 1:</w:t>
+        <w:t>dulo 1:</w:t>
       </w:r>
       <w:r>
         <w:rPr>
@@ -1578,7 +1566,6 @@
           </wp:anchor>
         </w:drawing>
       </w:r>
-      <w:proofErr w:type="spellStart"/>
       <w:r>
         <w:rPr>
           <w:rFonts w:ascii="Eras Bold ITC" w:eastAsia="Dotum" w:hAnsi="Eras Bold ITC" w:cs="Tahoma"/>
@@ -1607,18 +1594,7 @@
           <w:szCs w:val="20"/>
           <w:lang w:val="en-US"/>
         </w:rPr>
-        <w:t>dulo</w:t>
-      </w:r>
-      <w:proofErr w:type="spellEnd"/>
-      <w:r>
-        <w:rPr>
-          <w:rFonts w:ascii="Eras Bold ITC" w:eastAsia="Dotum" w:hAnsi="Eras Bold ITC" w:cs="Tahoma"/>
-          <w:kern w:val="0"/>
-          <w:sz w:val="20"/>
-          <w:szCs w:val="20"/>
-          <w:lang w:val="en-US"/>
-        </w:rPr>
-        <w:t xml:space="preserve"> </w:t>
+        <w:t xml:space="preserve">dulo </w:t>
       </w:r>
       <w:r>
         <w:rPr>
@@ -1693,7 +1669,6 @@
           <w:lang w:val="en-US"/>
         </w:rPr>
       </w:pPr>
-      <w:proofErr w:type="spellStart"/>
       <w:r>
         <w:rPr>
           <w:rFonts w:ascii="Eras Bold ITC" w:eastAsia="Dotum" w:hAnsi="Eras Bold ITC" w:cs="Tahoma"/>
@@ -1702,18 +1677,7 @@
           <w:szCs w:val="20"/>
           <w:lang w:val="en-US"/>
         </w:rPr>
-        <w:t>Módulo</w:t>
-      </w:r>
-      <w:proofErr w:type="spellEnd"/>
-      <w:r>
-        <w:rPr>
-          <w:rFonts w:ascii="Eras Bold ITC" w:eastAsia="Dotum" w:hAnsi="Eras Bold ITC" w:cs="Tahoma"/>
-          <w:kern w:val="0"/>
-          <w:sz w:val="20"/>
-          <w:szCs w:val="20"/>
-          <w:lang w:val="en-US"/>
-        </w:rPr>
-        <w:t xml:space="preserve"> </w:t>
+        <w:t xml:space="preserve">Módulo </w:t>
       </w:r>
       <w:r>
         <w:rPr>
@@ -1793,6 +1757,7 @@
       <w:r>
         <w:rPr>
           <w:rFonts w:ascii="Eras Bold ITC" w:eastAsia="Dotum" w:hAnsi="Eras Bold ITC" w:cs="Tahoma"/>
+          <w:noProof/>
           <w:kern w:val="0"/>
           <w:sz w:val="20"/>
           <w:szCs w:val="20"/>
